--- a/mia226-mi_system_info.docx
+++ b/mia226-mi_system_info.docx
@@ -423,7 +423,7 @@
         <w:rPr>
           <w:rStyle w:val="VerbatimChar"/>
         </w:rPr>
-        <w:t xml:space="preserve">Available Memory (MB): 2948.36</w:t>
+        <w:t xml:space="preserve">Available Memory (MB): 2871.88</w:t>
       </w:r>
     </w:p>
     <w:sectPr>

--- a/mia226-mi_system_info.docx
+++ b/mia226-mi_system_info.docx
@@ -423,7 +423,7 @@
         <w:rPr>
           <w:rStyle w:val="VerbatimChar"/>
         </w:rPr>
-        <w:t xml:space="preserve">Available Memory (MB): 2871.88</w:t>
+        <w:t xml:space="preserve">Available Memory (MB): 2659.32</w:t>
       </w:r>
     </w:p>
     <w:sectPr>

--- a/mia226-mi_system_info.docx
+++ b/mia226-mi_system_info.docx
@@ -423,7 +423,7 @@
         <w:rPr>
           <w:rStyle w:val="VerbatimChar"/>
         </w:rPr>
-        <w:t xml:space="preserve">Available Memory (MB): 2659.32</w:t>
+        <w:t xml:space="preserve">Available Memory (MB): 2665.2</w:t>
       </w:r>
     </w:p>
     <w:sectPr>

--- a/mia226-mi_system_info.docx
+++ b/mia226-mi_system_info.docx
@@ -423,7 +423,7 @@
         <w:rPr>
           <w:rStyle w:val="VerbatimChar"/>
         </w:rPr>
-        <w:t xml:space="preserve">Available Memory (MB): 15127.52</w:t>
+        <w:t xml:space="preserve">Available Memory (MB): 19807.68</w:t>
       </w:r>
     </w:p>
     <w:sectPr>
